--- a/docs/BioEntropy_V1.0_SI_EN.docx
+++ b/docs/BioEntropy_V1.0_SI_EN.docx
@@ -1740,7 +1740,211 @@
     </w:p>
     <w:p>
       <w:r>
-        <w:t>Raw group distance plots display mean D; state-score plots display Eq. S6. Individual state-score dots can use ln(D)+½ln(2πe) for positive D, whose arithmetic mean generally differs from Eq. S6. Zero distances are omitted from these logarithmic overlays. Optional normalized displays anchor normal and model means at 0 and 100 when available, otherwise use within-experiment min–max scaling; equal values map to 50. The linear index L is clipped to [0,100], and contrast enhancement applies 100(L/100)³. These display transforms and separately scaled individual overlays are not effect sizes; raw estimates and intervals govern quantitative interpretation.</w:t>
+        <w:br w:type="page"/>
+      </w:r>
+    </w:p>
+    <w:p>
+      <w:pPr>
+        <w:pStyle w:val="Heading1"/>
+      </w:pPr>
+      <w:r>
+        <w:t>Graphical summaries and baseline change</w:t>
+      </w:r>
+    </w:p>
+    <w:p>
+      <w:r>
+        <w:t>The software retains raw group estimates and their existing intervals. Distance plots show mean D. Entropy plots show the selected group score, with the method field distinguishing Hstate from Hcov. No individual ln(D)+½ln(2πe) dots are overlaid on Entropy plots or the Entropy panels of combined figures: their mean generally differs from Hstate, and they do not represent individual contributions to Hcov. Raw individual NMD, BRI and NRBS observations remain in the data outputs.</w:t>
+      </w:r>
+    </w:p>
+    <w:p>
+      <w:r>
+        <w:t>Within each normalized figure, each metric uses one set of anchors fitted to the valid group-summary rows for that experiment. Distinct available normal and model means define 0 and 100; otherwise summary minima and maxima define the range. Combined displays first require both plotted metrics to be valid, so their eligible anchor rows can differ from a single-metric figure. The linear index L is clipped to [0,100]; a constant range gives L=50. Standard normalized displays use 100(L/100)³, whereas the single-visit state plot (Fig08) uses linear L. Where individual dots are shown, NMD, BRI or NRBS dots and group estimates share the same anchors, clipping and display transform. Dots never fit their own range. The multi-visit combined figure (Fig05) has no individual dots; its single-visit version can show burden dots. A transformed group estimate generally differs from the mean of transformed dots. Linear values remain in the exported data.</w:t>
+      </w:r>
+    </w:p>
+    <w:p>
+      <w:pPr>
+        <w:keepNext/>
+      </w:pPr>
+      <w:r>
+        <w:t>Longitudinal outputs additionally provide baseline-change curves for the selected burden measure (NMD, NRBS or BRI) and Entropy. Let Xg,t denote the raw group estimate for group g at visit t, and bg its baseline visit. The plotted change is</w:t>
+      </w:r>
+    </w:p>
+    <w:p>
+      <w:pPr>
+        <w:keepLines/>
+        <w:spacing w:before="60" w:after="120"/>
+        <w:jc w:val="center"/>
+      </w:pPr>
+      <m:oMathPara>
+        <m:oMathParaPr>
+          <m:jc m:val="center"/>
+        </m:oMathParaPr>
+        <m:oMath>
+          <m:sSub>
+            <m:e>
+              <m:r>
+                <m:rPr>
+                  <m:sty m:val="p"/>
+                </m:rPr>
+                <w:rPr>
+                  <w:rFonts w:ascii="Cambria Math" w:hAnsi="Cambria Math"/>
+                  <w:sz w:val="22"/>
+                </w:rPr>
+                <m:t>ΔX</m:t>
+              </m:r>
+            </m:e>
+            <m:sub>
+              <m:r>
+                <m:rPr>
+                  <m:sty m:val="p"/>
+                </m:rPr>
+                <w:rPr>
+                  <w:rFonts w:ascii="Cambria Math" w:hAnsi="Cambria Math"/>
+                  <w:sz w:val="22"/>
+                </w:rPr>
+                <m:t>g,t</m:t>
+              </m:r>
+            </m:sub>
+          </m:sSub>
+          <m:r>
+            <m:rPr>
+              <m:sty m:val="p"/>
+            </m:rPr>
+            <w:rPr>
+              <w:rFonts w:ascii="Cambria Math" w:hAnsi="Cambria Math"/>
+              <w:sz w:val="22"/>
+            </w:rPr>
+            <m:t> = </m:t>
+          </m:r>
+          <m:sSub>
+            <m:e>
+              <m:r>
+                <m:rPr>
+                  <m:sty m:val="p"/>
+                </m:rPr>
+                <w:rPr>
+                  <w:rFonts w:ascii="Cambria Math" w:hAnsi="Cambria Math"/>
+                  <w:sz w:val="22"/>
+                </w:rPr>
+                <m:t>X</m:t>
+              </m:r>
+            </m:e>
+            <m:sub>
+              <m:r>
+                <m:rPr>
+                  <m:sty m:val="p"/>
+                </m:rPr>
+                <w:rPr>
+                  <w:rFonts w:ascii="Cambria Math" w:hAnsi="Cambria Math"/>
+                  <w:sz w:val="22"/>
+                </w:rPr>
+                <m:t>g,t</m:t>
+              </m:r>
+            </m:sub>
+          </m:sSub>
+          <m:r>
+            <m:rPr>
+              <m:sty m:val="p"/>
+            </m:rPr>
+            <w:rPr>
+              <w:rFonts w:ascii="Cambria Math" w:hAnsi="Cambria Math"/>
+              <w:sz w:val="22"/>
+            </w:rPr>
+            <m:t> − </m:t>
+          </m:r>
+          <m:sSub>
+            <m:e>
+              <m:r>
+                <m:rPr>
+                  <m:sty m:val="p"/>
+                </m:rPr>
+                <w:rPr>
+                  <w:rFonts w:ascii="Cambria Math" w:hAnsi="Cambria Math"/>
+                  <w:sz w:val="22"/>
+                </w:rPr>
+                <m:t>X</m:t>
+              </m:r>
+            </m:e>
+            <m:sub>
+              <m:r>
+                <m:rPr>
+                  <m:sty m:val="p"/>
+                </m:rPr>
+                <w:rPr>
+                  <w:rFonts w:ascii="Cambria Math" w:hAnsi="Cambria Math"/>
+                  <w:sz w:val="22"/>
+                </w:rPr>
+                <m:t>g,bg</m:t>
+              </m:r>
+            </m:sub>
+          </m:sSub>
+          <m:r>
+            <m:rPr>
+              <m:sty m:val="p"/>
+            </m:rPr>
+            <w:rPr>
+              <w:rFonts w:ascii="Cambria Math" w:hAnsi="Cambria Math"/>
+              <w:sz w:val="22"/>
+            </w:rPr>
+            <m:t>,    </m:t>
+          </m:r>
+          <m:sSub>
+            <m:e>
+              <m:r>
+                <m:rPr>
+                  <m:sty m:val="p"/>
+                </m:rPr>
+                <w:rPr>
+                  <w:rFonts w:ascii="Cambria Math" w:hAnsi="Cambria Math"/>
+                  <w:sz w:val="22"/>
+                </w:rPr>
+                <m:t>ΔX</m:t>
+              </m:r>
+            </m:e>
+            <m:sub>
+              <m:r>
+                <m:rPr>
+                  <m:sty m:val="p"/>
+                </m:rPr>
+                <w:rPr>
+                  <w:rFonts w:ascii="Cambria Math" w:hAnsi="Cambria Math"/>
+                  <w:sz w:val="22"/>
+                </w:rPr>
+                <m:t>g,bg</m:t>
+              </m:r>
+            </m:sub>
+          </m:sSub>
+          <m:r>
+            <m:rPr>
+              <m:sty m:val="p"/>
+            </m:rPr>
+            <w:rPr>
+              <w:rFonts w:ascii="Cambria Math" w:hAnsi="Cambria Math"/>
+              <w:sz w:val="22"/>
+            </w:rPr>
+            <m:t> = 0</m:t>
+          </m:r>
+          <m:r>
+            <m:rPr>
+              <m:sty m:val="p"/>
+            </m:rPr>
+            <w:rPr>
+              <w:rFonts w:ascii="Cambria Math" w:hAnsi="Cambria Math"/>
+              <w:sz w:val="22"/>
+            </w:rPr>
+            <m:t>    (S8)</m:t>
+          </m:r>
+        </m:oMath>
+      </m:oMathPara>
+    </w:p>
+    <w:p>
+      <w:r>
+        <w:t>A finite 0W estimate is preferred. If unavailable, the earliest visit with a finite group estimate is used; its actual visit and value are recorded in the figure data. Thus groups with valid 0W estimates all start at zero. A nonzero-week fallback baseline is explicitly labelled and must not be described as 0W. A group needs at least two valid visits for a curve. A single-visit animal dataset does not receive a baseline-change plot merely because its internal label is 0W. These curves use raw differences without 0–100 normalization or cubic contrast. Raw and normalized level plots remain available.</w:t>
+      </w:r>
+    </w:p>
+    <w:p>
+      <w:r>
+        <w:t>Baseline-change figures contain group curves only, without individual dots or change intervals. Shifting the original intervals would not account for uncertainty in the estimated baseline. Baseline subtraction leaves the original estimates, intervals, comparisons and effect sizes unchanged; it is not a paired individual-change analysis or baseline-adjusted ANCOVA. Visit-specific sample sizes and sample composition require review because composition changes can influence group trajectories. Entropy method labels must also agree before interpreting a longitudinal change. Zero means no change from the chosen baseline, not normal physiology or zero entropy.</w:t>
       </w:r>
     </w:p>
     <w:p>
@@ -1959,7 +2163,7 @@
               <w:rFonts w:ascii="Cambria Math" w:hAnsi="Cambria Math"/>
               <w:sz w:val="22"/>
             </w:rPr>
-            <m:t>    (S8)</m:t>
+            <m:t>    (S9)</m:t>
           </m:r>
         </m:oMath>
       </m:oMathPara>
@@ -2166,14 +2370,14 @@
               <w:rFonts w:ascii="Cambria Math" w:hAnsi="Cambria Math"/>
               <w:sz w:val="22"/>
             </w:rPr>
-            <m:t>    (S9)</m:t>
+            <m:t>    (S10)</m:t>
           </m:r>
         </m:oMath>
       </m:oMathPara>
     </w:p>
     <w:p>
       <w:r>
-        <w:t>Hedges’ g is calculated from E, not from group covariance entropy. The additive constant cancels in g. The module also exports descriptive group covariance entropies, but these do not enter this pooled entropy effect. The average of the individual scores in Eq. S9 generally differs from the group state score in Eq. S6. Linear-distance and log-distance effects summarize related information and cannot be treated as two independent confirmations.</w:t>
+        <w:t>Hedges’ g is calculated from E, not from group covariance entropy. The additive constant cancels in g. The module also exports descriptive group covariance entropies, but these do not enter this pooled entropy effect. The average of the individual scores in Eq. S10 generally differs from the group state score in Eq. S6. Linear-distance and log-distance effects summarize related information and cannot be treated as two independent confirmations.</w:t>
       </w:r>
     </w:p>
     <w:p>
@@ -2565,7 +2769,7 @@
               <w:rFonts w:ascii="Cambria Math" w:hAnsi="Cambria Math"/>
               <w:sz w:val="22"/>
             </w:rPr>
-            <m:t>    (S10)</m:t>
+            <m:t>    (S11)</m:t>
           </m:r>
         </m:oMath>
       </m:oMathPara>
@@ -2913,7 +3117,7 @@
               <w:rFonts w:ascii="Cambria Math" w:hAnsi="Cambria Math"/>
               <w:sz w:val="22"/>
             </w:rPr>
-            <m:t>    (S11)</m:t>
+            <m:t>    (S12)</m:t>
           </m:r>
         </m:oMath>
       </m:oMathPara>
@@ -3265,7 +3469,7 @@
               <w:rFonts w:ascii="Cambria Math" w:hAnsi="Cambria Math"/>
               <w:sz w:val="22"/>
             </w:rPr>
-            <m:t>    (S12)</m:t>
+            <m:t>    (S13)</m:t>
           </m:r>
         </m:oMath>
       </m:oMathPara>

--- a/docs/BioEntropy_V1.0_SI_EN.docx
+++ b/docs/BioEntropy_V1.0_SI_EN.docx
@@ -1748,7 +1748,7 @@
         <w:pStyle w:val="Heading1"/>
       </w:pPr>
       <w:r>
-        <w:t>Graphical summaries and baseline change</w:t>
+        <w:t>Graphical summaries and aligned baselines</w:t>
       </w:r>
     </w:p>
     <w:p>
@@ -1758,7 +1758,7 @@
     </w:p>
     <w:p>
       <w:r>
-        <w:t>Within each normalized figure, each metric uses one set of anchors fitted to the valid group-summary rows for that experiment. Distinct available normal and model means define 0 and 100; otherwise summary minima and maxima define the range. Combined displays first require both plotted metrics to be valid, so their eligible anchor rows can differ from a single-metric figure. The linear index L is clipped to [0,100]; a constant range gives L=50. Standard normalized displays use 100(L/100)³, whereas the single-visit state plot (Fig08) uses linear L. Where individual dots are shown, NMD, BRI or NRBS dots and group estimates share the same anchors, clipping and display transform. Dots never fit their own range. The multi-visit combined figure (Fig05) has no individual dots; its single-visit version can show burden dots. A transformed group estimate generally differs from the mean of transformed dots. Linear values remain in the exported data.</w:t>
+        <w:t>For normalized level figures, each metric uses one set of anchors fitted to the valid group-summary rows for that experiment. Distinct available normal and model means define 0 and 100; otherwise summary minima and maxima define the range. Combined displays first require both plotted metrics to be valid, so their eligible anchor rows can differ from a single-metric figure. The linear index L is clipped to [0,100]; a constant range gives L=50. Standard normalized displays use 100(L/100)³, whereas the single-visit state plot (Fig08) uses linear L. Where individual dots are shown, NMD, BRI or NRBS dots and group estimates share the same anchors, clipping and display transform. Dots never fit their own range. The multi-visit combined figure (Fig05) has no individual dots; its single-visit version can show burden dots. A transformed group estimate generally differs from the mean of transformed dots. Linear values remain in the exported data.</w:t>
       </w:r>
     </w:p>
     <w:p>
@@ -1766,7 +1766,7 @@
         <w:keepNext/>
       </w:pPr>
       <w:r>
-        <w:t>Longitudinal outputs additionally provide baseline-change curves for the selected burden measure (NMD, NRBS or BRI) and Entropy. Let Xg,t denote the raw group estimate for group g at visit t, and bg its baseline visit. The plotted change is</w:t>
+        <w:t>Longitudinal figures 09/10 provide a baseline-aligned normalized display for the selected burden measure (NMD, NRBS or BRI) and Entropy. Let Xg,t be the raw group estimate at visit t, bg the group baseline visit, and B the arithmetic mean of eligible group baselines. The aligned value is</w:t>
       </w:r>
     </w:p>
     <w:p>
@@ -1790,7 +1790,7 @@
                   <w:rFonts w:ascii="Cambria Math" w:hAnsi="Cambria Math"/>
                   <w:sz w:val="22"/>
                 </w:rPr>
-                <m:t>ΔX</m:t>
+                <m:t>A</m:t>
               </m:r>
             </m:e>
             <m:sub>
@@ -1886,43 +1886,7 @@
               <w:rFonts w:ascii="Cambria Math" w:hAnsi="Cambria Math"/>
               <w:sz w:val="22"/>
             </w:rPr>
-            <m:t>,    </m:t>
-          </m:r>
-          <m:sSub>
-            <m:e>
-              <m:r>
-                <m:rPr>
-                  <m:sty m:val="p"/>
-                </m:rPr>
-                <w:rPr>
-                  <w:rFonts w:ascii="Cambria Math" w:hAnsi="Cambria Math"/>
-                  <w:sz w:val="22"/>
-                </w:rPr>
-                <m:t>ΔX</m:t>
-              </m:r>
-            </m:e>
-            <m:sub>
-              <m:r>
-                <m:rPr>
-                  <m:sty m:val="p"/>
-                </m:rPr>
-                <w:rPr>
-                  <w:rFonts w:ascii="Cambria Math" w:hAnsi="Cambria Math"/>
-                  <w:sz w:val="22"/>
-                </w:rPr>
-                <m:t>g,bg</m:t>
-              </m:r>
-            </m:sub>
-          </m:sSub>
-          <m:r>
-            <m:rPr>
-              <m:sty m:val="p"/>
-            </m:rPr>
-            <w:rPr>
-              <w:rFonts w:ascii="Cambria Math" w:hAnsi="Cambria Math"/>
-              <w:sz w:val="22"/>
-            </w:rPr>
-            <m:t> = 0</m:t>
+            <m:t> + B</m:t>
           </m:r>
           <m:r>
             <m:rPr>
@@ -1939,12 +1903,12 @@
     </w:p>
     <w:p>
       <w:r>
-        <w:t>A finite 0W estimate is preferred. If unavailable, the earliest visit with a finite group estimate is used; its actual visit and value are recorded in the figure data. Thus groups with valid 0W estimates all start at zero. A nonzero-week fallback baseline is explicitly labelled and must not be described as 0W. A group needs at least two valid visits for a curve. A single-visit animal dataset does not receive a baseline-change plot merely because its internal label is 0W. These curves use raw differences without 0–100 normalization or cubic contrast. Raw and normalized level plots remain available.</w:t>
+        <w:t>A finite 0W estimate is preferred; otherwise the earliest valid visit is labelled and recorded. Each group needs two valid visits. For each experiment and metric, the aligned group values fit a common minimum and maximum, defining a clipped linear 0–100 index followed by the same gamma=3 display transform. Every baseline equals B before scaling, so the displayed starting points coincide. With decreasing or unchanged trajectories, they start at 100. When there is no decrease and the range is nonconstant, the lower anchor is extended downward by the observed span, keeping the baseline nonzero. A constant range uses linear 50. The raw estimates, raw differences and all display anchors remain in the exports.</w:t>
       </w:r>
     </w:p>
     <w:p>
       <w:r>
-        <w:t>Baseline-change figures contain group curves only, without individual dots or change intervals. Shifting the original intervals would not account for uncertainty in the estimated baseline. Baseline subtraction leaves the original estimates, intervals, comparisons and effect sizes unchanged; it is not a paired individual-change analysis or baseline-adjusted ANCOVA. Visit-specific sample sizes and sample composition require review because composition changes can influence group trajectories. Entropy method labels must also agree before interpreting a longitudinal change. Zero means no change from the chosen baseline, not normal physiology or zero entropy.</w:t>
+        <w:t>Burden dots use their own group baseline offset and the curve’s common anchors, clipping and gamma; they are not paired individual changes. Entropy has no individual dots. These figures add no change-score intervals or significance tests. Display values are neither raw metrics nor percent changes; zero does not mean zero distance or entropy. Baseline alignment leaves original estimates, intervals, comparisons and effect sizes unchanged and is not baseline-adjusted ANCOVA. Review visit-specific sample composition and Entropy method consistency when interpreting trajectories. Single-visit data retain group comparisons.</w:t>
       </w:r>
     </w:p>
     <w:p>

--- a/docs/BioEntropy_V1.0_SI_EN.docx
+++ b/docs/BioEntropy_V1.0_SI_EN.docx
@@ -1758,7 +1758,7 @@
     </w:p>
     <w:p>
       <w:r>
-        <w:t>For normalized level figures, each metric uses one set of anchors fitted to the valid group-summary rows for that experiment. Distinct available normal and model means define 0 and 100; otherwise summary minima and maxima define the range. Combined displays first require both plotted metrics to be valid, so their eligible anchor rows can differ from a single-metric figure. The linear index L is clipped to [0,100]; a constant range gives L=50. Standard normalized displays use 100(L/100)³, whereas the single-visit state plot (Fig08) uses linear L. Where individual dots are shown, NMD, BRI or NRBS dots and group estimates share the same anchors, clipping and display transform. Dots never fit their own range. The multi-visit combined figure (Fig05) has no individual dots; its single-visit version can show burden dots. A transformed group estimate generally differs from the mean of transformed dots. Linear values remain in the exported data.</w:t>
+        <w:t>For normalized level figures, including single-visit figures 02/04 and combined displays, each metric uses one set of anchors fitted to the valid group-summary rows for that experiment. Distinct available normal and model means define 0 and 100; otherwise summary minima and maxima define the range. Combined displays first require both plotted metrics to be valid, so their eligible anchor rows can differ from a single-metric figure. The linear index L is clipped to [0,100]; a constant range gives L=50. Standard normalized displays use 100(L/100)³, whereas the single-visit state plot (Fig08) uses linear L. Where individual dots are shown, NMD, BRI or NRBS dots and group estimates share the same anchors, clipping and display transform. Dots never fit their own range. The multi-visit combined figure (Fig05) has no individual dots; its single-visit version can show burden dots. A transformed group estimate generally differs from the mean of transformed dots. Linear values remain in the exported data.</w:t>
       </w:r>
     </w:p>
     <w:p>
@@ -1766,7 +1766,7 @@
         <w:keepNext/>
       </w:pPr>
       <w:r>
-        <w:t>Longitudinal figures 09/10 provide a baseline-aligned normalized display for the selected burden measure (NMD, NRBS or BRI) and Entropy. Let Xg,t be the raw group estimate at visit t, bg the group baseline visit, and B the arithmetic mean of eligible group baselines. The aligned value is</w:t>
+        <w:t>Multi-visit experiments export eight main artifacts; figures 02/04 provide a baseline-aligned normalized display for the selected burden measure (NMD, NRBS or BRI) and Entropy. Let Xg,t be the raw group estimate at visit t, bg the group baseline visit, and B the arithmetic mean of eligible group baselines. The aligned value is</w:t>
       </w:r>
     </w:p>
     <w:p>
@@ -1908,7 +1908,7 @@
     </w:p>
     <w:p>
       <w:r>
-        <w:t>Burden dots use their own group baseline offset and the curve’s common anchors, clipping and gamma; they are not paired individual changes. Entropy has no individual dots. These figures add no change-score intervals or significance tests. Display values are neither raw metrics nor percent changes; zero does not mean zero distance or entropy. Baseline alignment leaves original estimates, intervals, comparisons and effect sizes unchanged and is not baseline-adjusted ANCOVA. Review visit-specific sample composition and Entropy method consistency when interpreting trajectories. Single-visit data retain group comparisons.</w:t>
+        <w:t>Burden dots use their own group baseline offset and the curve’s common anchors, clipping and gamma; they are not paired individual changes. Entropy has no individual dots. These figures add no change-score intervals or significance tests. Display values are neither raw metrics nor percent changes; zero does not mean zero distance or entropy. Baseline alignment leaves original estimates, intervals, comparisons and effect sizes unchanged and is not baseline-adjusted ANCOVA. Review visit-specific sample composition and Entropy method consistency when interpreting trajectories. Raw estimates remain in figures 01/03 and the result workbooks. Single-visit experiments retain their nine main artifacts and original normalized level figures 02/04; they do not use longitudinal baseline alignment.</w:t>
       </w:r>
     </w:p>
     <w:p>
